--- a/Documentacion/Desarrollo de un sistema de inventario.docx
+++ b/Documentacion/Desarrollo de un sistema de inventario.docx
@@ -154,7 +154,7 @@
                     <pic:cNvPicPr/>
                   </pic:nvPicPr>
                   <pic:blipFill>
-                    <a:blip r:embed="rId5" cstate="print">
+                    <a:blip r:embed="rId6" cstate="print">
                       <a:extLst>
                         <a:ext uri="{28A0092B-C50C-407E-A947-70E740481C1C}">
                           <a14:useLocalDpi xmlns:a14="http://schemas.microsoft.com/office/drawing/2010/main" val="0"/>
@@ -485,11 +485,15 @@
       <w:pPr>
         <w:pStyle w:val="APA"/>
         <w:rPr>
-          <w:lang w:val="es-CO"/>
-        </w:rPr>
-      </w:pPr>
-      <w:r>
-        <w:rPr>
+          <w:b/>
+          <w:bCs/>
+          <w:lang w:val="es-CO"/>
+        </w:rPr>
+      </w:pPr>
+      <w:r>
+        <w:rPr>
+          <w:b/>
+          <w:bCs/>
           <w:lang w:val="es-CO"/>
         </w:rPr>
         <w:t>Gestión en Jira del proyecto</w:t>
@@ -597,12 +601,16 @@
       <w:pPr>
         <w:pStyle w:val="APA"/>
         <w:rPr>
+          <w:b/>
+          <w:bCs/>
           <w:lang w:val="es-CO"/>
         </w:rPr>
       </w:pPr>
       <w:proofErr w:type="spellStart"/>
       <w:r>
         <w:rPr>
+          <w:b/>
+          <w:bCs/>
           <w:lang w:val="es-CO"/>
         </w:rPr>
         <w:lastRenderedPageBreak/>
@@ -611,6 +619,8 @@
       <w:proofErr w:type="spellEnd"/>
       <w:r>
         <w:rPr>
+          <w:b/>
+          <w:bCs/>
           <w:lang w:val="es-CO"/>
         </w:rPr>
         <w:t xml:space="preserve"> del proyecto en GitHub</w:t>
@@ -732,32 +742,808 @@
       <w:pPr>
         <w:pStyle w:val="APA"/>
         <w:rPr>
-          <w:lang w:val="es-CO"/>
-        </w:rPr>
-      </w:pPr>
-      <w:r>
-        <w:rPr>
-          <w:lang w:val="es-CO"/>
-        </w:rPr>
-        <w:t>Conclusión</w:t>
-      </w:r>
-    </w:p>
-    <w:p>
-      <w:pPr>
-        <w:pStyle w:val="APA"/>
-        <w:rPr>
-          <w:lang w:val="es-CO"/>
-        </w:rPr>
-      </w:pPr>
-      <w:r>
-        <w:rPr>
-          <w:lang w:val="es-CO"/>
-        </w:rPr>
-        <w:t xml:space="preserve">La implementación de herramientas como Jira y GitHub permitió llevar un control adecuado del desarrollo del sistema de inventario. Gracias a la organización por </w:t>
+          <w:b/>
+          <w:bCs/>
+        </w:rPr>
+      </w:pPr>
+      <w:r>
+        <w:rPr>
+          <w:b/>
+          <w:bCs/>
+        </w:rPr>
+        <w:t>Plan de Pruebas del Sistema de Inventario</w:t>
+      </w:r>
+    </w:p>
+    <w:p>
+      <w:pPr>
+        <w:pStyle w:val="APA"/>
+        <w:rPr>
+          <w:b/>
+          <w:bCs/>
+        </w:rPr>
+      </w:pPr>
+      <w:r>
+        <w:rPr>
+          <w:b/>
+          <w:bCs/>
+        </w:rPr>
+        <w:t>1. Objetivo</w:t>
+      </w:r>
+    </w:p>
+    <w:p>
+      <w:pPr>
+        <w:pStyle w:val="APA"/>
+      </w:pPr>
+      <w:r>
+        <w:t>El presente plan de pruebas tiene como objetivo verificar el correcto funcionamiento del sistema de inventario de joyería, asegurando que las funcionalidades principales operen de acuerdo con los requisitos establecidos.</w:t>
+      </w:r>
+    </w:p>
+    <w:p>
+      <w:pPr>
+        <w:pStyle w:val="APA"/>
+        <w:rPr>
+          <w:b/>
+          <w:bCs/>
+        </w:rPr>
+      </w:pPr>
+      <w:r>
+        <w:rPr>
+          <w:b/>
+          <w:bCs/>
+        </w:rPr>
+        <w:t>2. Alcance</w:t>
+      </w:r>
+    </w:p>
+    <w:p>
+      <w:pPr>
+        <w:pStyle w:val="APA"/>
+      </w:pPr>
+      <w:r>
+        <w:t xml:space="preserve">Las pruebas se enfocan en la funcionalidad de </w:t>
+      </w:r>
+      <w:r>
+        <w:rPr>
+          <w:b/>
+          <w:bCs/>
+        </w:rPr>
+        <w:t>registro de joyas en el sistema</w:t>
+      </w:r>
+      <w:r>
+        <w:t>, incluyendo validación de datos, almacenamiento y visualización de la información ingresada.</w:t>
+      </w:r>
+    </w:p>
+    <w:p>
+      <w:pPr>
+        <w:pStyle w:val="APA"/>
+        <w:rPr>
+          <w:b/>
+          <w:bCs/>
+        </w:rPr>
+      </w:pPr>
+      <w:r>
+        <w:rPr>
+          <w:b/>
+          <w:bCs/>
+        </w:rPr>
+        <w:lastRenderedPageBreak/>
+        <w:t>3. Funcionalidad a probar</w:t>
+      </w:r>
+    </w:p>
+    <w:p>
+      <w:pPr>
+        <w:pStyle w:val="APA"/>
+      </w:pPr>
+      <w:r>
+        <w:rPr>
+          <w:b/>
+          <w:bCs/>
+        </w:rPr>
+        <w:t>Registro de una nueva joya en el inventario</w:t>
+      </w:r>
+    </w:p>
+    <w:p>
+      <w:pPr>
+        <w:pStyle w:val="APA"/>
+        <w:rPr>
+          <w:b/>
+          <w:bCs/>
+        </w:rPr>
+      </w:pPr>
+      <w:r>
+        <w:rPr>
+          <w:b/>
+          <w:bCs/>
+        </w:rPr>
+        <w:t>4. Casos de prueba</w:t>
+      </w:r>
+    </w:p>
+    <w:p>
+      <w:pPr>
+        <w:pStyle w:val="APA"/>
+        <w:rPr>
+          <w:b/>
+          <w:bCs/>
+        </w:rPr>
+      </w:pPr>
+      <w:r>
+        <w:rPr>
+          <w:rFonts w:ascii="Segoe UI Emoji" w:hAnsi="Segoe UI Emoji" w:cs="Segoe UI Emoji"/>
+          <w:b/>
+          <w:bCs/>
+        </w:rPr>
+        <w:t>🔹</w:t>
+      </w:r>
+      <w:r>
+        <w:rPr>
+          <w:b/>
+          <w:bCs/>
+        </w:rPr>
+        <w:t xml:space="preserve"> Caso de prueba 1: Registro exitoso</w:t>
+      </w:r>
+    </w:p>
+    <w:p>
+      <w:pPr>
+        <w:pStyle w:val="APA"/>
+        <w:numPr>
+          <w:ilvl w:val="0"/>
+          <w:numId w:val="2"/>
+        </w:numPr>
+      </w:pPr>
+      <w:r>
+        <w:rPr>
+          <w:b/>
+          <w:bCs/>
+        </w:rPr>
+        <w:t>ID:</w:t>
+      </w:r>
+      <w:r>
+        <w:t xml:space="preserve"> CP-01 </w:t>
+      </w:r>
+    </w:p>
+    <w:p>
+      <w:pPr>
+        <w:pStyle w:val="APA"/>
+        <w:numPr>
+          <w:ilvl w:val="0"/>
+          <w:numId w:val="2"/>
+        </w:numPr>
+      </w:pPr>
+      <w:r>
+        <w:rPr>
+          <w:b/>
+          <w:bCs/>
+        </w:rPr>
+        <w:t>Descripción:</w:t>
+      </w:r>
+      <w:r>
+        <w:t xml:space="preserve"> Verificar que el sistema permita registrar una joya con datos válidos </w:t>
+      </w:r>
+    </w:p>
+    <w:p>
+      <w:pPr>
+        <w:pStyle w:val="APA"/>
+        <w:numPr>
+          <w:ilvl w:val="0"/>
+          <w:numId w:val="2"/>
+        </w:numPr>
+      </w:pPr>
+      <w:r>
+        <w:rPr>
+          <w:b/>
+          <w:bCs/>
+        </w:rPr>
+        <w:t>Datos de entrada:</w:t>
+      </w:r>
+      <w:r>
+        <w:t xml:space="preserve"> </w:t>
+      </w:r>
+    </w:p>
+    <w:p>
+      <w:pPr>
+        <w:pStyle w:val="APA"/>
+        <w:numPr>
+          <w:ilvl w:val="1"/>
+          <w:numId w:val="2"/>
+        </w:numPr>
+      </w:pPr>
+      <w:r>
+        <w:t xml:space="preserve">Nombre: Anillo de oro </w:t>
+      </w:r>
+    </w:p>
+    <w:p>
+      <w:pPr>
+        <w:pStyle w:val="APA"/>
+        <w:numPr>
+          <w:ilvl w:val="1"/>
+          <w:numId w:val="2"/>
+        </w:numPr>
+      </w:pPr>
+      <w:r>
+        <w:t xml:space="preserve">Tipo: Anillo </w:t>
+      </w:r>
+    </w:p>
+    <w:p>
+      <w:pPr>
+        <w:pStyle w:val="APA"/>
+        <w:numPr>
+          <w:ilvl w:val="1"/>
+          <w:numId w:val="2"/>
+        </w:numPr>
+      </w:pPr>
+      <w:r>
+        <w:t xml:space="preserve">Material: Oro </w:t>
+      </w:r>
+    </w:p>
+    <w:p>
+      <w:pPr>
+        <w:pStyle w:val="APA"/>
+        <w:numPr>
+          <w:ilvl w:val="1"/>
+          <w:numId w:val="2"/>
+        </w:numPr>
+      </w:pPr>
+      <w:r>
+        <w:t xml:space="preserve">Precio: 500000 </w:t>
+      </w:r>
+    </w:p>
+    <w:p>
+      <w:pPr>
+        <w:pStyle w:val="APA"/>
+        <w:numPr>
+          <w:ilvl w:val="0"/>
+          <w:numId w:val="2"/>
+        </w:numPr>
+      </w:pPr>
+      <w:r>
+        <w:rPr>
+          <w:b/>
+          <w:bCs/>
+        </w:rPr>
+        <w:t>Pasos:</w:t>
+      </w:r>
+      <w:r>
+        <w:t xml:space="preserve"> </w:t>
+      </w:r>
+    </w:p>
+    <w:p>
+      <w:pPr>
+        <w:pStyle w:val="APA"/>
+        <w:numPr>
+          <w:ilvl w:val="1"/>
+          <w:numId w:val="3"/>
+        </w:numPr>
+      </w:pPr>
+      <w:r>
+        <w:t xml:space="preserve">Ingresar al sistema </w:t>
+      </w:r>
+    </w:p>
+    <w:p>
+      <w:pPr>
+        <w:pStyle w:val="APA"/>
+        <w:numPr>
+          <w:ilvl w:val="1"/>
+          <w:numId w:val="3"/>
+        </w:numPr>
+      </w:pPr>
+      <w:r>
+        <w:t xml:space="preserve">Ir al módulo de registro de joyas </w:t>
+      </w:r>
+    </w:p>
+    <w:p>
+      <w:pPr>
+        <w:pStyle w:val="APA"/>
+        <w:numPr>
+          <w:ilvl w:val="1"/>
+          <w:numId w:val="3"/>
+        </w:numPr>
+      </w:pPr>
+      <w:r>
+        <w:t xml:space="preserve">Completar el formulario con datos válidos </w:t>
+      </w:r>
+    </w:p>
+    <w:p>
+      <w:pPr>
+        <w:pStyle w:val="APA"/>
+        <w:numPr>
+          <w:ilvl w:val="1"/>
+          <w:numId w:val="3"/>
+        </w:numPr>
+      </w:pPr>
+      <w:r>
+        <w:t xml:space="preserve">Hacer clic en “Guardar” </w:t>
+      </w:r>
+    </w:p>
+    <w:p>
+      <w:pPr>
+        <w:pStyle w:val="APA"/>
+        <w:numPr>
+          <w:ilvl w:val="0"/>
+          <w:numId w:val="2"/>
+        </w:numPr>
+      </w:pPr>
+      <w:r>
+        <w:rPr>
+          <w:b/>
+          <w:bCs/>
+        </w:rPr>
+        <w:t>Resultado esperado:</w:t>
+      </w:r>
+      <w:r>
+        <w:br/>
+        <w:t xml:space="preserve">La joya se registra correctamente y aparece en el inventario </w:t>
+      </w:r>
+    </w:p>
+    <w:p>
+      <w:pPr>
+        <w:pStyle w:val="APA"/>
+        <w:rPr>
+          <w:b/>
+          <w:bCs/>
+        </w:rPr>
+      </w:pPr>
+      <w:r>
+        <w:rPr>
+          <w:b/>
+          <w:bCs/>
+        </w:rPr>
+        <w:lastRenderedPageBreak/>
+        <w:t>Caso de prueba 2: Campos vacíos</w:t>
+      </w:r>
+    </w:p>
+    <w:p>
+      <w:pPr>
+        <w:pStyle w:val="APA"/>
+        <w:numPr>
+          <w:ilvl w:val="0"/>
+          <w:numId w:val="4"/>
+        </w:numPr>
+      </w:pPr>
+      <w:r>
+        <w:rPr>
+          <w:b/>
+          <w:bCs/>
+        </w:rPr>
+        <w:t>ID:</w:t>
+      </w:r>
+      <w:r>
+        <w:t xml:space="preserve"> CP-02 </w:t>
+      </w:r>
+    </w:p>
+    <w:p>
+      <w:pPr>
+        <w:pStyle w:val="APA"/>
+        <w:numPr>
+          <w:ilvl w:val="0"/>
+          <w:numId w:val="4"/>
+        </w:numPr>
+      </w:pPr>
+      <w:r>
+        <w:rPr>
+          <w:b/>
+          <w:bCs/>
+        </w:rPr>
+        <w:t>Descripción:</w:t>
+      </w:r>
+      <w:r>
+        <w:t xml:space="preserve"> Verificar que el sistema no permita guardar si hay campos vacíos </w:t>
+      </w:r>
+    </w:p>
+    <w:p>
+      <w:pPr>
+        <w:pStyle w:val="APA"/>
+        <w:numPr>
+          <w:ilvl w:val="0"/>
+          <w:numId w:val="4"/>
+        </w:numPr>
+      </w:pPr>
+      <w:r>
+        <w:rPr>
+          <w:b/>
+          <w:bCs/>
+        </w:rPr>
+        <w:t>Datos de entrada:</w:t>
+      </w:r>
+      <w:r>
+        <w:t xml:space="preserve"> Campos sin completar </w:t>
+      </w:r>
+    </w:p>
+    <w:p>
+      <w:pPr>
+        <w:pStyle w:val="APA"/>
+        <w:numPr>
+          <w:ilvl w:val="0"/>
+          <w:numId w:val="4"/>
+        </w:numPr>
+      </w:pPr>
+      <w:r>
+        <w:rPr>
+          <w:b/>
+          <w:bCs/>
+        </w:rPr>
+        <w:t>Pasos:</w:t>
+      </w:r>
+      <w:r>
+        <w:t xml:space="preserve"> </w:t>
+      </w:r>
+    </w:p>
+    <w:p>
+      <w:pPr>
+        <w:pStyle w:val="APA"/>
+        <w:numPr>
+          <w:ilvl w:val="1"/>
+          <w:numId w:val="4"/>
+        </w:numPr>
+      </w:pPr>
+      <w:r>
+        <w:t xml:space="preserve">Ingresar al formulario </w:t>
+      </w:r>
+    </w:p>
+    <w:p>
+      <w:pPr>
+        <w:pStyle w:val="APA"/>
+        <w:numPr>
+          <w:ilvl w:val="1"/>
+          <w:numId w:val="4"/>
+        </w:numPr>
+      </w:pPr>
+      <w:r>
+        <w:t xml:space="preserve">Dejar campos vacíos </w:t>
+      </w:r>
+    </w:p>
+    <w:p>
+      <w:pPr>
+        <w:pStyle w:val="APA"/>
+        <w:numPr>
+          <w:ilvl w:val="1"/>
+          <w:numId w:val="4"/>
+        </w:numPr>
+      </w:pPr>
+      <w:r>
+        <w:t xml:space="preserve">Intentar guardar </w:t>
+      </w:r>
+    </w:p>
+    <w:p>
+      <w:pPr>
+        <w:pStyle w:val="APA"/>
+        <w:numPr>
+          <w:ilvl w:val="0"/>
+          <w:numId w:val="4"/>
+        </w:numPr>
+      </w:pPr>
+      <w:r>
+        <w:rPr>
+          <w:b/>
+          <w:bCs/>
+        </w:rPr>
+        <w:t>Resultado esperado:</w:t>
+      </w:r>
+      <w:r>
+        <w:br/>
+        <w:t xml:space="preserve">El sistema muestra un mensaje de error solicitando completar los campos </w:t>
+      </w:r>
+    </w:p>
+    <w:p>
+      <w:pPr>
+        <w:pStyle w:val="APA"/>
+        <w:rPr>
+          <w:b/>
+          <w:bCs/>
+        </w:rPr>
+      </w:pPr>
+      <w:r>
+        <w:rPr>
+          <w:b/>
+          <w:bCs/>
+        </w:rPr>
+        <w:t>Caso de prueba 3: Validación de precio</w:t>
+      </w:r>
+    </w:p>
+    <w:p>
+      <w:pPr>
+        <w:pStyle w:val="APA"/>
+        <w:numPr>
+          <w:ilvl w:val="0"/>
+          <w:numId w:val="5"/>
+        </w:numPr>
+      </w:pPr>
+      <w:r>
+        <w:rPr>
+          <w:b/>
+          <w:bCs/>
+        </w:rPr>
+        <w:t>ID:</w:t>
+      </w:r>
+      <w:r>
+        <w:t xml:space="preserve"> CP-03 </w:t>
+      </w:r>
+    </w:p>
+    <w:p>
+      <w:pPr>
+        <w:pStyle w:val="APA"/>
+        <w:numPr>
+          <w:ilvl w:val="0"/>
+          <w:numId w:val="5"/>
+        </w:numPr>
+      </w:pPr>
+      <w:r>
+        <w:rPr>
+          <w:b/>
+          <w:bCs/>
+        </w:rPr>
+        <w:t>Descripción:</w:t>
+      </w:r>
+      <w:r>
+        <w:t xml:space="preserve"> Validar que el precio solo acepte valores numéricos </w:t>
+      </w:r>
+    </w:p>
+    <w:p>
+      <w:pPr>
+        <w:pStyle w:val="APA"/>
+        <w:numPr>
+          <w:ilvl w:val="0"/>
+          <w:numId w:val="5"/>
+        </w:numPr>
+      </w:pPr>
+      <w:r>
+        <w:rPr>
+          <w:b/>
+          <w:bCs/>
+        </w:rPr>
+        <w:t>Datos de entrada:</w:t>
+      </w:r>
+      <w:r>
+        <w:t xml:space="preserve"> </w:t>
+      </w:r>
+    </w:p>
+    <w:p>
+      <w:pPr>
+        <w:pStyle w:val="APA"/>
+        <w:numPr>
+          <w:ilvl w:val="1"/>
+          <w:numId w:val="5"/>
+        </w:numPr>
+      </w:pPr>
+      <w:r>
+        <w:t>Precio: “</w:t>
       </w:r>
       <w:proofErr w:type="spellStart"/>
       <w:r>
-        <w:rPr>
+        <w:t>abc</w:t>
+      </w:r>
+      <w:proofErr w:type="spellEnd"/>
+      <w:r>
+        <w:t xml:space="preserve">” </w:t>
+      </w:r>
+    </w:p>
+    <w:p>
+      <w:pPr>
+        <w:pStyle w:val="APA"/>
+        <w:numPr>
+          <w:ilvl w:val="0"/>
+          <w:numId w:val="5"/>
+        </w:numPr>
+      </w:pPr>
+      <w:r>
+        <w:rPr>
+          <w:b/>
+          <w:bCs/>
+        </w:rPr>
+        <w:t>Pasos:</w:t>
+      </w:r>
+      <w:r>
+        <w:t xml:space="preserve"> </w:t>
+      </w:r>
+    </w:p>
+    <w:p>
+      <w:pPr>
+        <w:pStyle w:val="APA"/>
+        <w:numPr>
+          <w:ilvl w:val="1"/>
+          <w:numId w:val="6"/>
+        </w:numPr>
+      </w:pPr>
+      <w:r>
+        <w:t xml:space="preserve">Ingresar datos inválidos en el campo precio </w:t>
+      </w:r>
+    </w:p>
+    <w:p>
+      <w:pPr>
+        <w:pStyle w:val="APA"/>
+        <w:numPr>
+          <w:ilvl w:val="1"/>
+          <w:numId w:val="6"/>
+        </w:numPr>
+      </w:pPr>
+      <w:r>
+        <w:t xml:space="preserve">Intentar guardar </w:t>
+      </w:r>
+    </w:p>
+    <w:p>
+      <w:pPr>
+        <w:pStyle w:val="APA"/>
+        <w:numPr>
+          <w:ilvl w:val="0"/>
+          <w:numId w:val="5"/>
+        </w:numPr>
+      </w:pPr>
+      <w:r>
+        <w:rPr>
+          <w:b/>
+          <w:bCs/>
+        </w:rPr>
+        <w:lastRenderedPageBreak/>
+        <w:t>Resultado esperado:</w:t>
+      </w:r>
+      <w:r>
+        <w:br/>
+        <w:t xml:space="preserve">El sistema muestra un mensaje indicando que el precio debe ser numérico </w:t>
+      </w:r>
+    </w:p>
+    <w:p>
+      <w:pPr>
+        <w:pStyle w:val="APA"/>
+        <w:rPr>
+          <w:b/>
+          <w:bCs/>
+        </w:rPr>
+      </w:pPr>
+      <w:r>
+        <w:rPr>
+          <w:b/>
+          <w:bCs/>
+        </w:rPr>
+        <w:t>Caso de prueba 4: Visualización en inventario</w:t>
+      </w:r>
+    </w:p>
+    <w:p>
+      <w:pPr>
+        <w:pStyle w:val="APA"/>
+        <w:numPr>
+          <w:ilvl w:val="0"/>
+          <w:numId w:val="7"/>
+        </w:numPr>
+      </w:pPr>
+      <w:r>
+        <w:rPr>
+          <w:b/>
+          <w:bCs/>
+        </w:rPr>
+        <w:t>ID:</w:t>
+      </w:r>
+      <w:r>
+        <w:t xml:space="preserve"> CP-04 </w:t>
+      </w:r>
+    </w:p>
+    <w:p>
+      <w:pPr>
+        <w:pStyle w:val="APA"/>
+        <w:numPr>
+          <w:ilvl w:val="0"/>
+          <w:numId w:val="7"/>
+        </w:numPr>
+      </w:pPr>
+      <w:r>
+        <w:rPr>
+          <w:b/>
+          <w:bCs/>
+        </w:rPr>
+        <w:t>Descripción:</w:t>
+      </w:r>
+      <w:r>
+        <w:t xml:space="preserve"> Verificar que la joya registrada aparezca en la lista </w:t>
+      </w:r>
+    </w:p>
+    <w:p>
+      <w:pPr>
+        <w:pStyle w:val="APA"/>
+        <w:numPr>
+          <w:ilvl w:val="0"/>
+          <w:numId w:val="7"/>
+        </w:numPr>
+      </w:pPr>
+      <w:r>
+        <w:rPr>
+          <w:b/>
+          <w:bCs/>
+        </w:rPr>
+        <w:t>Pasos:</w:t>
+      </w:r>
+      <w:r>
+        <w:t xml:space="preserve"> </w:t>
+      </w:r>
+    </w:p>
+    <w:p>
+      <w:pPr>
+        <w:pStyle w:val="APA"/>
+        <w:numPr>
+          <w:ilvl w:val="1"/>
+          <w:numId w:val="7"/>
+        </w:numPr>
+      </w:pPr>
+      <w:r>
+        <w:t xml:space="preserve">Registrar una joya correctamente </w:t>
+      </w:r>
+    </w:p>
+    <w:p>
+      <w:pPr>
+        <w:pStyle w:val="APA"/>
+        <w:numPr>
+          <w:ilvl w:val="1"/>
+          <w:numId w:val="7"/>
+        </w:numPr>
+      </w:pPr>
+      <w:r>
+        <w:t xml:space="preserve">Ir al módulo de inventario </w:t>
+      </w:r>
+    </w:p>
+    <w:p>
+      <w:pPr>
+        <w:pStyle w:val="APA"/>
+        <w:numPr>
+          <w:ilvl w:val="0"/>
+          <w:numId w:val="7"/>
+        </w:numPr>
+      </w:pPr>
+      <w:r>
+        <w:rPr>
+          <w:b/>
+          <w:bCs/>
+        </w:rPr>
+        <w:t>Resultado esperado:</w:t>
+      </w:r>
+      <w:r>
+        <w:br/>
+        <w:t xml:space="preserve">La joya aparece en la lista con los datos correctos </w:t>
+      </w:r>
+    </w:p>
+    <w:p>
+      <w:pPr>
+        <w:pStyle w:val="APA"/>
+        <w:rPr>
+          <w:lang w:val="es-CO"/>
+        </w:rPr>
+      </w:pPr>
+    </w:p>
+    <w:p>
+      <w:pPr>
+        <w:pStyle w:val="APA"/>
+        <w:rPr>
+          <w:b/>
+          <w:bCs/>
+          <w:lang w:val="es-CO"/>
+        </w:rPr>
+      </w:pPr>
+      <w:r>
+        <w:rPr>
+          <w:b/>
+          <w:bCs/>
+          <w:lang w:val="es-CO"/>
+        </w:rPr>
+        <w:t>Evidencias</w:t>
+      </w:r>
+    </w:p>
+    <w:p>
+      <w:pPr>
+        <w:pStyle w:val="APA"/>
+        <w:rPr>
+          <w:b/>
+          <w:bCs/>
+          <w:lang w:val="es-CO"/>
+        </w:rPr>
+      </w:pPr>
+      <w:r>
+        <w:rPr>
+          <w:b/>
+          <w:bCs/>
+          <w:lang w:val="es-CO"/>
+        </w:rPr>
+        <w:t xml:space="preserve">Cronograma de </w:t>
+      </w:r>
+      <w:proofErr w:type="spellStart"/>
+      <w:r>
+        <w:rPr>
+          <w:b/>
+          <w:bCs/>
           <w:lang w:val="es-CO"/>
         </w:rPr>
         <w:t>sprints</w:t>
@@ -765,52 +1551,8 @@
       <w:proofErr w:type="spellEnd"/>
       <w:r>
         <w:rPr>
-          <w:lang w:val="es-CO"/>
-        </w:rPr>
-        <w:t>, la gestión de tareas y el control de versiones, fue posible desarrollar el proyecto de manera estructurada, eficiente y alineada con buenas prácticas de ingeniería de software.</w:t>
-      </w:r>
-    </w:p>
-    <w:p>
-      <w:pPr>
-        <w:pStyle w:val="APA"/>
-        <w:rPr>
-          <w:b/>
-          <w:bCs/>
-          <w:lang w:val="es-CO"/>
-        </w:rPr>
-      </w:pPr>
-      <w:r>
-        <w:rPr>
-          <w:b/>
-          <w:bCs/>
-          <w:lang w:val="es-CO"/>
-        </w:rPr>
-        <w:t>Evidencias</w:t>
-      </w:r>
-    </w:p>
-    <w:p>
-      <w:pPr>
-        <w:pStyle w:val="APA"/>
-        <w:rPr>
-          <w:lang w:val="es-CO"/>
-        </w:rPr>
-      </w:pPr>
-      <w:r>
-        <w:rPr>
-          <w:lang w:val="es-CO"/>
-        </w:rPr>
-        <w:t xml:space="preserve">Cronograma de </w:t>
-      </w:r>
-      <w:proofErr w:type="spellStart"/>
-      <w:r>
-        <w:rPr>
-          <w:lang w:val="es-CO"/>
-        </w:rPr>
-        <w:t>sprints</w:t>
-      </w:r>
-      <w:proofErr w:type="spellEnd"/>
-      <w:r>
-        <w:rPr>
+          <w:b/>
+          <w:bCs/>
           <w:lang w:val="es-CO"/>
         </w:rPr>
         <w:t xml:space="preserve"> en Jira</w:t>
@@ -844,7 +1586,7 @@
                     <pic:cNvPicPr/>
                   </pic:nvPicPr>
                   <pic:blipFill>
-                    <a:blip r:embed="rId6"/>
+                    <a:blip r:embed="rId7"/>
                     <a:stretch>
                       <a:fillRect/>
                     </a:stretch>
@@ -910,7 +1652,7 @@
                     <pic:cNvPicPr/>
                   </pic:nvPicPr>
                   <pic:blipFill>
-                    <a:blip r:embed="rId7"/>
+                    <a:blip r:embed="rId8"/>
                     <a:stretch>
                       <a:fillRect/>
                     </a:stretch>
@@ -958,6 +1700,49 @@
           <w:lang w:val="es-CO"/>
         </w:rPr>
       </w:pPr>
+      <w:r>
+        <w:rPr>
+          <w:b/>
+          <w:bCs/>
+          <w:lang w:val="es-CO"/>
+        </w:rPr>
+        <w:lastRenderedPageBreak/>
+        <w:drawing>
+          <wp:inline distT="0" distB="0" distL="0" distR="0" wp14:anchorId="51389EE0" wp14:editId="75876B73">
+            <wp:extent cx="5612130" cy="2459990"/>
+            <wp:effectExtent l="0" t="0" r="7620" b="0"/>
+            <wp:docPr id="1634485361" name="Imagen 1"/>
+            <wp:cNvGraphicFramePr>
+              <a:graphicFrameLocks xmlns:a="http://schemas.openxmlformats.org/drawingml/2006/main" noChangeAspect="1"/>
+            </wp:cNvGraphicFramePr>
+            <a:graphic xmlns:a="http://schemas.openxmlformats.org/drawingml/2006/main">
+              <a:graphicData uri="http://schemas.openxmlformats.org/drawingml/2006/picture">
+                <pic:pic xmlns:pic="http://schemas.openxmlformats.org/drawingml/2006/picture">
+                  <pic:nvPicPr>
+                    <pic:cNvPr id="1634485361" name=""/>
+                    <pic:cNvPicPr/>
+                  </pic:nvPicPr>
+                  <pic:blipFill>
+                    <a:blip r:embed="rId9"/>
+                    <a:stretch>
+                      <a:fillRect/>
+                    </a:stretch>
+                  </pic:blipFill>
+                  <pic:spPr>
+                    <a:xfrm>
+                      <a:off x="0" y="0"/>
+                      <a:ext cx="5612130" cy="2459990"/>
+                    </a:xfrm>
+                    <a:prstGeom prst="rect">
+                      <a:avLst/>
+                    </a:prstGeom>
+                  </pic:spPr>
+                </pic:pic>
+              </a:graphicData>
+            </a:graphic>
+          </wp:inline>
+        </w:drawing>
+      </w:r>
     </w:p>
     <w:p>
       <w:pPr>
@@ -1002,31 +1787,131 @@
           <w:bCs/>
           <w:lang w:val="es-CO"/>
         </w:rPr>
+        <w:drawing>
+          <wp:inline distT="0" distB="0" distL="0" distR="0" wp14:anchorId="1CFAB14F" wp14:editId="016D42E8">
+            <wp:extent cx="5612130" cy="2800985"/>
+            <wp:effectExtent l="0" t="0" r="7620" b="0"/>
+            <wp:docPr id="540270434" name="Imagen 1"/>
+            <wp:cNvGraphicFramePr>
+              <a:graphicFrameLocks xmlns:a="http://schemas.openxmlformats.org/drawingml/2006/main" noChangeAspect="1"/>
+            </wp:cNvGraphicFramePr>
+            <a:graphic xmlns:a="http://schemas.openxmlformats.org/drawingml/2006/main">
+              <a:graphicData uri="http://schemas.openxmlformats.org/drawingml/2006/picture">
+                <pic:pic xmlns:pic="http://schemas.openxmlformats.org/drawingml/2006/picture">
+                  <pic:nvPicPr>
+                    <pic:cNvPr id="540270434" name=""/>
+                    <pic:cNvPicPr/>
+                  </pic:nvPicPr>
+                  <pic:blipFill>
+                    <a:blip r:embed="rId10"/>
+                    <a:stretch>
+                      <a:fillRect/>
+                    </a:stretch>
+                  </pic:blipFill>
+                  <pic:spPr>
+                    <a:xfrm>
+                      <a:off x="0" y="0"/>
+                      <a:ext cx="5612130" cy="2800985"/>
+                    </a:xfrm>
+                    <a:prstGeom prst="rect">
+                      <a:avLst/>
+                    </a:prstGeom>
+                  </pic:spPr>
+                </pic:pic>
+              </a:graphicData>
+            </a:graphic>
+          </wp:inline>
+        </w:drawing>
+      </w:r>
+    </w:p>
+    <w:p>
+      <w:pPr>
+        <w:pStyle w:val="APA"/>
+        <w:rPr>
+          <w:b/>
+          <w:bCs/>
+          <w:lang w:val="es-CO"/>
+        </w:rPr>
+      </w:pPr>
+      <w:r>
+        <w:rPr>
+          <w:b/>
+          <w:bCs/>
+          <w:lang w:val="es-CO"/>
+        </w:rPr>
+        <w:t>Repositorio en GitHub</w:t>
+      </w:r>
+    </w:p>
+    <w:p>
+      <w:pPr>
+        <w:pStyle w:val="APA"/>
+        <w:rPr>
+          <w:lang w:val="es-CO"/>
+        </w:rPr>
+      </w:pPr>
+      <w:r>
+        <w:rPr>
+          <w:lang w:val="es-CO"/>
+        </w:rPr>
+        <w:t xml:space="preserve">Historial de </w:t>
+      </w:r>
+      <w:proofErr w:type="spellStart"/>
+      <w:r>
+        <w:rPr>
+          <w:lang w:val="es-CO"/>
+        </w:rPr>
+        <w:t>commits</w:t>
+      </w:r>
+      <w:proofErr w:type="spellEnd"/>
+    </w:p>
+    <w:p>
+      <w:pPr>
+        <w:pStyle w:val="APA"/>
+        <w:rPr>
+          <w:lang w:val="es-CO"/>
+        </w:rPr>
+      </w:pPr>
+      <w:r>
+        <w:rPr>
+          <w:lang w:val="es-CO"/>
+        </w:rPr>
         <w:lastRenderedPageBreak/>
-        <w:t>Repositorio en GitHub</w:t>
-      </w:r>
-    </w:p>
-    <w:p>
-      <w:pPr>
-        <w:pStyle w:val="APA"/>
-        <w:rPr>
-          <w:lang w:val="es-CO"/>
-        </w:rPr>
-      </w:pPr>
-      <w:r>
-        <w:rPr>
-          <w:lang w:val="es-CO"/>
-        </w:rPr>
-        <w:t xml:space="preserve">Historial de </w:t>
-      </w:r>
-      <w:proofErr w:type="spellStart"/>
-      <w:r>
-        <w:rPr>
-          <w:lang w:val="es-CO"/>
-        </w:rPr>
-        <w:t>commits</w:t>
-      </w:r>
-      <w:proofErr w:type="spellEnd"/>
+        <w:drawing>
+          <wp:inline distT="0" distB="0" distL="0" distR="0" wp14:anchorId="7614504E" wp14:editId="2E929572">
+            <wp:extent cx="5612130" cy="2005330"/>
+            <wp:effectExtent l="0" t="0" r="7620" b="0"/>
+            <wp:docPr id="1489184763" name="Imagen 1"/>
+            <wp:cNvGraphicFramePr>
+              <a:graphicFrameLocks xmlns:a="http://schemas.openxmlformats.org/drawingml/2006/main" noChangeAspect="1"/>
+            </wp:cNvGraphicFramePr>
+            <a:graphic xmlns:a="http://schemas.openxmlformats.org/drawingml/2006/main">
+              <a:graphicData uri="http://schemas.openxmlformats.org/drawingml/2006/picture">
+                <pic:pic xmlns:pic="http://schemas.openxmlformats.org/drawingml/2006/picture">
+                  <pic:nvPicPr>
+                    <pic:cNvPr id="1489184763" name=""/>
+                    <pic:cNvPicPr/>
+                  </pic:nvPicPr>
+                  <pic:blipFill>
+                    <a:blip r:embed="rId11"/>
+                    <a:stretch>
+                      <a:fillRect/>
+                    </a:stretch>
+                  </pic:blipFill>
+                  <pic:spPr>
+                    <a:xfrm>
+                      <a:off x="0" y="0"/>
+                      <a:ext cx="5612130" cy="2005330"/>
+                    </a:xfrm>
+                    <a:prstGeom prst="rect">
+                      <a:avLst/>
+                    </a:prstGeom>
+                  </pic:spPr>
+                </pic:pic>
+              </a:graphicData>
+            </a:graphic>
+          </wp:inline>
+        </w:drawing>
+      </w:r>
     </w:p>
     <w:p>
       <w:pPr>
@@ -1060,6 +1945,155 @@
 <file path=word/numbering.xml><?xml version="1.0" encoding="utf-8"?>
 <w:numbering xmlns:wpc="http://schemas.microsoft.com/office/word/2010/wordprocessingCanvas" xmlns:cx="http://schemas.microsoft.com/office/drawing/2014/chartex" xmlns:cx1="http://schemas.microsoft.com/office/drawing/2015/9/8/chartex" xmlns:cx2="http://schemas.microsoft.com/office/drawing/2015/10/21/chartex" xmlns:cx3="http://schemas.microsoft.com/office/drawing/2016/5/9/chartex" xmlns:cx4="http://schemas.microsoft.com/office/drawing/2016/5/10/chartex" xmlns:cx5="http://schemas.microsoft.com/office/drawing/2016/5/11/chartex" xmlns:cx6="http://schemas.microsoft.com/office/drawing/2016/5/12/chartex" xmlns:cx7="http://schemas.microsoft.com/office/drawing/2016/5/13/chartex" xmlns:cx8="http://schemas.microsoft.com/office/drawing/2016/5/14/chartex" xmlns:mc="http://schemas.openxmlformats.org/markup-compatibility/2006" xmlns:aink="http://schemas.microsoft.com/office/drawing/2016/ink" xmlns:am3d="http://schemas.microsoft.com/office/drawing/2017/model3d" xmlns:o="urn:schemas-microsoft-com:office:office" xmlns:oel="http://schemas.microsoft.com/office/2019/extlst" xmlns:r="http://schemas.openxmlformats.org/officeDocument/2006/relationships" xmlns:m="http://schemas.openxmlformats.org/officeDocument/2006/math" xmlns:v="urn:schemas-microsoft-com:vml" xmlns:wp14="http://schemas.microsoft.com/office/word/2010/wordprocessingDrawing" xmlns:wp="http://schemas.openxmlformats.org/drawingml/2006/wordprocessingDrawing" xmlns:w10="urn:schemas-microsoft-com:office:word" xmlns:w="http://schemas.openxmlformats.org/wordprocessingml/2006/main" xmlns:w14="http://schemas.microsoft.com/office/word/2010/wordml" xmlns:w15="http://schemas.microsoft.com/office/word/2012/wordml" xmlns:w16cex="http://schemas.microsoft.com/office/word/2018/wordml/cex" xmlns:w16cid="http://schemas.microsoft.com/office/word/2016/wordml/cid" xmlns:w16="http://schemas.microsoft.com/office/word/2018/wordml" xmlns:w16du="http://schemas.microsoft.com/office/word/2023/wordml/word16du" xmlns:w16sdtdh="http://schemas.microsoft.com/office/word/2020/wordml/sdtdatahash" xmlns:w16sdtfl="http://schemas.microsoft.com/office/word/2024/wordml/sdtformatlock" xmlns:w16se="http://schemas.microsoft.com/office/word/2015/wordml/symex" xmlns:wpg="http://schemas.microsoft.com/office/word/2010/wordprocessingGroup" xmlns:wpi="http://schemas.microsoft.com/office/word/2010/wordprocessingInk" xmlns:wne="http://schemas.microsoft.com/office/word/2006/wordml" xmlns:wps="http://schemas.microsoft.com/office/word/2010/wordprocessingShape" mc:Ignorable="w14 w15 w16se w16cid w16 w16cex w16sdtdh w16sdtfl w16du wp14">
   <w:abstractNum w:abstractNumId="0" w15:restartNumberingAfterBreak="0">
+    <w:nsid w:val="19661C8F"/>
+    <w:multiLevelType w:val="multilevel"/>
+    <w:tmpl w:val="8CB0B140"/>
+    <w:lvl w:ilvl="0">
+      <w:start w:val="1"/>
+      <w:numFmt w:val="bullet"/>
+      <w:lvlText w:val=""/>
+      <w:lvlJc w:val="left"/>
+      <w:pPr>
+        <w:tabs>
+          <w:tab w:val="num" w:pos="720"/>
+        </w:tabs>
+        <w:ind w:left="720" w:hanging="360"/>
+      </w:pPr>
+      <w:rPr>
+        <w:rFonts w:ascii="Symbol" w:hAnsi="Symbol" w:hint="default"/>
+        <w:sz w:val="20"/>
+      </w:rPr>
+    </w:lvl>
+    <w:lvl w:ilvl="1">
+      <w:start w:val="1"/>
+      <w:numFmt w:val="bullet"/>
+      <w:lvlText w:val="o"/>
+      <w:lvlJc w:val="left"/>
+      <w:pPr>
+        <w:tabs>
+          <w:tab w:val="num" w:pos="1440"/>
+        </w:tabs>
+        <w:ind w:left="1440" w:hanging="360"/>
+      </w:pPr>
+      <w:rPr>
+        <w:rFonts w:ascii="Courier New" w:hAnsi="Courier New" w:hint="default"/>
+        <w:sz w:val="20"/>
+      </w:rPr>
+    </w:lvl>
+    <w:lvl w:ilvl="2" w:tentative="1">
+      <w:start w:val="1"/>
+      <w:numFmt w:val="bullet"/>
+      <w:lvlText w:val=""/>
+      <w:lvlJc w:val="left"/>
+      <w:pPr>
+        <w:tabs>
+          <w:tab w:val="num" w:pos="2160"/>
+        </w:tabs>
+        <w:ind w:left="2160" w:hanging="360"/>
+      </w:pPr>
+      <w:rPr>
+        <w:rFonts w:ascii="Wingdings" w:hAnsi="Wingdings" w:hint="default"/>
+        <w:sz w:val="20"/>
+      </w:rPr>
+    </w:lvl>
+    <w:lvl w:ilvl="3" w:tentative="1">
+      <w:start w:val="1"/>
+      <w:numFmt w:val="bullet"/>
+      <w:lvlText w:val=""/>
+      <w:lvlJc w:val="left"/>
+      <w:pPr>
+        <w:tabs>
+          <w:tab w:val="num" w:pos="2880"/>
+        </w:tabs>
+        <w:ind w:left="2880" w:hanging="360"/>
+      </w:pPr>
+      <w:rPr>
+        <w:rFonts w:ascii="Wingdings" w:hAnsi="Wingdings" w:hint="default"/>
+        <w:sz w:val="20"/>
+      </w:rPr>
+    </w:lvl>
+    <w:lvl w:ilvl="4" w:tentative="1">
+      <w:start w:val="1"/>
+      <w:numFmt w:val="bullet"/>
+      <w:lvlText w:val=""/>
+      <w:lvlJc w:val="left"/>
+      <w:pPr>
+        <w:tabs>
+          <w:tab w:val="num" w:pos="3600"/>
+        </w:tabs>
+        <w:ind w:left="3600" w:hanging="360"/>
+      </w:pPr>
+      <w:rPr>
+        <w:rFonts w:ascii="Wingdings" w:hAnsi="Wingdings" w:hint="default"/>
+        <w:sz w:val="20"/>
+      </w:rPr>
+    </w:lvl>
+    <w:lvl w:ilvl="5" w:tentative="1">
+      <w:start w:val="1"/>
+      <w:numFmt w:val="bullet"/>
+      <w:lvlText w:val=""/>
+      <w:lvlJc w:val="left"/>
+      <w:pPr>
+        <w:tabs>
+          <w:tab w:val="num" w:pos="4320"/>
+        </w:tabs>
+        <w:ind w:left="4320" w:hanging="360"/>
+      </w:pPr>
+      <w:rPr>
+        <w:rFonts w:ascii="Wingdings" w:hAnsi="Wingdings" w:hint="default"/>
+        <w:sz w:val="20"/>
+      </w:rPr>
+    </w:lvl>
+    <w:lvl w:ilvl="6" w:tentative="1">
+      <w:start w:val="1"/>
+      <w:numFmt w:val="bullet"/>
+      <w:lvlText w:val=""/>
+      <w:lvlJc w:val="left"/>
+      <w:pPr>
+        <w:tabs>
+          <w:tab w:val="num" w:pos="5040"/>
+        </w:tabs>
+        <w:ind w:left="5040" w:hanging="360"/>
+      </w:pPr>
+      <w:rPr>
+        <w:rFonts w:ascii="Wingdings" w:hAnsi="Wingdings" w:hint="default"/>
+        <w:sz w:val="20"/>
+      </w:rPr>
+    </w:lvl>
+    <w:lvl w:ilvl="7" w:tentative="1">
+      <w:start w:val="1"/>
+      <w:numFmt w:val="bullet"/>
+      <w:lvlText w:val=""/>
+      <w:lvlJc w:val="left"/>
+      <w:pPr>
+        <w:tabs>
+          <w:tab w:val="num" w:pos="5760"/>
+        </w:tabs>
+        <w:ind w:left="5760" w:hanging="360"/>
+      </w:pPr>
+      <w:rPr>
+        <w:rFonts w:ascii="Wingdings" w:hAnsi="Wingdings" w:hint="default"/>
+        <w:sz w:val="20"/>
+      </w:rPr>
+    </w:lvl>
+    <w:lvl w:ilvl="8" w:tentative="1">
+      <w:start w:val="1"/>
+      <w:numFmt w:val="bullet"/>
+      <w:lvlText w:val=""/>
+      <w:lvlJc w:val="left"/>
+      <w:pPr>
+        <w:tabs>
+          <w:tab w:val="num" w:pos="6480"/>
+        </w:tabs>
+        <w:ind w:left="6480" w:hanging="360"/>
+      </w:pPr>
+      <w:rPr>
+        <w:rFonts w:ascii="Wingdings" w:hAnsi="Wingdings" w:hint="default"/>
+        <w:sz w:val="20"/>
+      </w:rPr>
+    </w:lvl>
+  </w:abstractNum>
+  <w:abstractNum w:abstractNumId="1" w15:restartNumberingAfterBreak="0">
     <w:nsid w:val="2170702C"/>
     <w:multiLevelType w:val="multilevel"/>
     <w:tmpl w:val="325EB140"/>
@@ -1208,8 +2242,479 @@
       </w:rPr>
     </w:lvl>
   </w:abstractNum>
+  <w:abstractNum w:abstractNumId="2" w15:restartNumberingAfterBreak="0">
+    <w:nsid w:val="27A808FB"/>
+    <w:multiLevelType w:val="multilevel"/>
+    <w:tmpl w:val="789C5898"/>
+    <w:lvl w:ilvl="0">
+      <w:start w:val="1"/>
+      <w:numFmt w:val="bullet"/>
+      <w:lvlText w:val=""/>
+      <w:lvlJc w:val="left"/>
+      <w:pPr>
+        <w:tabs>
+          <w:tab w:val="num" w:pos="720"/>
+        </w:tabs>
+        <w:ind w:left="720" w:hanging="360"/>
+      </w:pPr>
+      <w:rPr>
+        <w:rFonts w:ascii="Symbol" w:hAnsi="Symbol" w:hint="default"/>
+        <w:sz w:val="20"/>
+      </w:rPr>
+    </w:lvl>
+    <w:lvl w:ilvl="1">
+      <w:start w:val="1"/>
+      <w:numFmt w:val="decimal"/>
+      <w:lvlText w:val="%2."/>
+      <w:lvlJc w:val="left"/>
+      <w:pPr>
+        <w:tabs>
+          <w:tab w:val="num" w:pos="1440"/>
+        </w:tabs>
+        <w:ind w:left="1440" w:hanging="360"/>
+      </w:pPr>
+    </w:lvl>
+    <w:lvl w:ilvl="2" w:tentative="1">
+      <w:start w:val="1"/>
+      <w:numFmt w:val="bullet"/>
+      <w:lvlText w:val=""/>
+      <w:lvlJc w:val="left"/>
+      <w:pPr>
+        <w:tabs>
+          <w:tab w:val="num" w:pos="2160"/>
+        </w:tabs>
+        <w:ind w:left="2160" w:hanging="360"/>
+      </w:pPr>
+      <w:rPr>
+        <w:rFonts w:ascii="Wingdings" w:hAnsi="Wingdings" w:hint="default"/>
+        <w:sz w:val="20"/>
+      </w:rPr>
+    </w:lvl>
+    <w:lvl w:ilvl="3" w:tentative="1">
+      <w:start w:val="1"/>
+      <w:numFmt w:val="bullet"/>
+      <w:lvlText w:val=""/>
+      <w:lvlJc w:val="left"/>
+      <w:pPr>
+        <w:tabs>
+          <w:tab w:val="num" w:pos="2880"/>
+        </w:tabs>
+        <w:ind w:left="2880" w:hanging="360"/>
+      </w:pPr>
+      <w:rPr>
+        <w:rFonts w:ascii="Wingdings" w:hAnsi="Wingdings" w:hint="default"/>
+        <w:sz w:val="20"/>
+      </w:rPr>
+    </w:lvl>
+    <w:lvl w:ilvl="4" w:tentative="1">
+      <w:start w:val="1"/>
+      <w:numFmt w:val="bullet"/>
+      <w:lvlText w:val=""/>
+      <w:lvlJc w:val="left"/>
+      <w:pPr>
+        <w:tabs>
+          <w:tab w:val="num" w:pos="3600"/>
+        </w:tabs>
+        <w:ind w:left="3600" w:hanging="360"/>
+      </w:pPr>
+      <w:rPr>
+        <w:rFonts w:ascii="Wingdings" w:hAnsi="Wingdings" w:hint="default"/>
+        <w:sz w:val="20"/>
+      </w:rPr>
+    </w:lvl>
+    <w:lvl w:ilvl="5" w:tentative="1">
+      <w:start w:val="1"/>
+      <w:numFmt w:val="bullet"/>
+      <w:lvlText w:val=""/>
+      <w:lvlJc w:val="left"/>
+      <w:pPr>
+        <w:tabs>
+          <w:tab w:val="num" w:pos="4320"/>
+        </w:tabs>
+        <w:ind w:left="4320" w:hanging="360"/>
+      </w:pPr>
+      <w:rPr>
+        <w:rFonts w:ascii="Wingdings" w:hAnsi="Wingdings" w:hint="default"/>
+        <w:sz w:val="20"/>
+      </w:rPr>
+    </w:lvl>
+    <w:lvl w:ilvl="6" w:tentative="1">
+      <w:start w:val="1"/>
+      <w:numFmt w:val="bullet"/>
+      <w:lvlText w:val=""/>
+      <w:lvlJc w:val="left"/>
+      <w:pPr>
+        <w:tabs>
+          <w:tab w:val="num" w:pos="5040"/>
+        </w:tabs>
+        <w:ind w:left="5040" w:hanging="360"/>
+      </w:pPr>
+      <w:rPr>
+        <w:rFonts w:ascii="Wingdings" w:hAnsi="Wingdings" w:hint="default"/>
+        <w:sz w:val="20"/>
+      </w:rPr>
+    </w:lvl>
+    <w:lvl w:ilvl="7" w:tentative="1">
+      <w:start w:val="1"/>
+      <w:numFmt w:val="bullet"/>
+      <w:lvlText w:val=""/>
+      <w:lvlJc w:val="left"/>
+      <w:pPr>
+        <w:tabs>
+          <w:tab w:val="num" w:pos="5760"/>
+        </w:tabs>
+        <w:ind w:left="5760" w:hanging="360"/>
+      </w:pPr>
+      <w:rPr>
+        <w:rFonts w:ascii="Wingdings" w:hAnsi="Wingdings" w:hint="default"/>
+        <w:sz w:val="20"/>
+      </w:rPr>
+    </w:lvl>
+    <w:lvl w:ilvl="8" w:tentative="1">
+      <w:start w:val="1"/>
+      <w:numFmt w:val="bullet"/>
+      <w:lvlText w:val=""/>
+      <w:lvlJc w:val="left"/>
+      <w:pPr>
+        <w:tabs>
+          <w:tab w:val="num" w:pos="6480"/>
+        </w:tabs>
+        <w:ind w:left="6480" w:hanging="360"/>
+      </w:pPr>
+      <w:rPr>
+        <w:rFonts w:ascii="Wingdings" w:hAnsi="Wingdings" w:hint="default"/>
+        <w:sz w:val="20"/>
+      </w:rPr>
+    </w:lvl>
+  </w:abstractNum>
+  <w:abstractNum w:abstractNumId="3" w15:restartNumberingAfterBreak="0">
+    <w:nsid w:val="410821A1"/>
+    <w:multiLevelType w:val="multilevel"/>
+    <w:tmpl w:val="AC2EF6EA"/>
+    <w:lvl w:ilvl="0">
+      <w:start w:val="1"/>
+      <w:numFmt w:val="bullet"/>
+      <w:lvlText w:val=""/>
+      <w:lvlJc w:val="left"/>
+      <w:pPr>
+        <w:tabs>
+          <w:tab w:val="num" w:pos="720"/>
+        </w:tabs>
+        <w:ind w:left="720" w:hanging="360"/>
+      </w:pPr>
+      <w:rPr>
+        <w:rFonts w:ascii="Symbol" w:hAnsi="Symbol" w:hint="default"/>
+        <w:sz w:val="20"/>
+      </w:rPr>
+    </w:lvl>
+    <w:lvl w:ilvl="1">
+      <w:start w:val="1"/>
+      <w:numFmt w:val="decimal"/>
+      <w:lvlText w:val="%2."/>
+      <w:lvlJc w:val="left"/>
+      <w:pPr>
+        <w:tabs>
+          <w:tab w:val="num" w:pos="1440"/>
+        </w:tabs>
+        <w:ind w:left="1440" w:hanging="360"/>
+      </w:pPr>
+    </w:lvl>
+    <w:lvl w:ilvl="2" w:tentative="1">
+      <w:start w:val="1"/>
+      <w:numFmt w:val="bullet"/>
+      <w:lvlText w:val=""/>
+      <w:lvlJc w:val="left"/>
+      <w:pPr>
+        <w:tabs>
+          <w:tab w:val="num" w:pos="2160"/>
+        </w:tabs>
+        <w:ind w:left="2160" w:hanging="360"/>
+      </w:pPr>
+      <w:rPr>
+        <w:rFonts w:ascii="Wingdings" w:hAnsi="Wingdings" w:hint="default"/>
+        <w:sz w:val="20"/>
+      </w:rPr>
+    </w:lvl>
+    <w:lvl w:ilvl="3" w:tentative="1">
+      <w:start w:val="1"/>
+      <w:numFmt w:val="bullet"/>
+      <w:lvlText w:val=""/>
+      <w:lvlJc w:val="left"/>
+      <w:pPr>
+        <w:tabs>
+          <w:tab w:val="num" w:pos="2880"/>
+        </w:tabs>
+        <w:ind w:left="2880" w:hanging="360"/>
+      </w:pPr>
+      <w:rPr>
+        <w:rFonts w:ascii="Wingdings" w:hAnsi="Wingdings" w:hint="default"/>
+        <w:sz w:val="20"/>
+      </w:rPr>
+    </w:lvl>
+    <w:lvl w:ilvl="4" w:tentative="1">
+      <w:start w:val="1"/>
+      <w:numFmt w:val="bullet"/>
+      <w:lvlText w:val=""/>
+      <w:lvlJc w:val="left"/>
+      <w:pPr>
+        <w:tabs>
+          <w:tab w:val="num" w:pos="3600"/>
+        </w:tabs>
+        <w:ind w:left="3600" w:hanging="360"/>
+      </w:pPr>
+      <w:rPr>
+        <w:rFonts w:ascii="Wingdings" w:hAnsi="Wingdings" w:hint="default"/>
+        <w:sz w:val="20"/>
+      </w:rPr>
+    </w:lvl>
+    <w:lvl w:ilvl="5" w:tentative="1">
+      <w:start w:val="1"/>
+      <w:numFmt w:val="bullet"/>
+      <w:lvlText w:val=""/>
+      <w:lvlJc w:val="left"/>
+      <w:pPr>
+        <w:tabs>
+          <w:tab w:val="num" w:pos="4320"/>
+        </w:tabs>
+        <w:ind w:left="4320" w:hanging="360"/>
+      </w:pPr>
+      <w:rPr>
+        <w:rFonts w:ascii="Wingdings" w:hAnsi="Wingdings" w:hint="default"/>
+        <w:sz w:val="20"/>
+      </w:rPr>
+    </w:lvl>
+    <w:lvl w:ilvl="6" w:tentative="1">
+      <w:start w:val="1"/>
+      <w:numFmt w:val="bullet"/>
+      <w:lvlText w:val=""/>
+      <w:lvlJc w:val="left"/>
+      <w:pPr>
+        <w:tabs>
+          <w:tab w:val="num" w:pos="5040"/>
+        </w:tabs>
+        <w:ind w:left="5040" w:hanging="360"/>
+      </w:pPr>
+      <w:rPr>
+        <w:rFonts w:ascii="Wingdings" w:hAnsi="Wingdings" w:hint="default"/>
+        <w:sz w:val="20"/>
+      </w:rPr>
+    </w:lvl>
+    <w:lvl w:ilvl="7" w:tentative="1">
+      <w:start w:val="1"/>
+      <w:numFmt w:val="bullet"/>
+      <w:lvlText w:val=""/>
+      <w:lvlJc w:val="left"/>
+      <w:pPr>
+        <w:tabs>
+          <w:tab w:val="num" w:pos="5760"/>
+        </w:tabs>
+        <w:ind w:left="5760" w:hanging="360"/>
+      </w:pPr>
+      <w:rPr>
+        <w:rFonts w:ascii="Wingdings" w:hAnsi="Wingdings" w:hint="default"/>
+        <w:sz w:val="20"/>
+      </w:rPr>
+    </w:lvl>
+    <w:lvl w:ilvl="8" w:tentative="1">
+      <w:start w:val="1"/>
+      <w:numFmt w:val="bullet"/>
+      <w:lvlText w:val=""/>
+      <w:lvlJc w:val="left"/>
+      <w:pPr>
+        <w:tabs>
+          <w:tab w:val="num" w:pos="6480"/>
+        </w:tabs>
+        <w:ind w:left="6480" w:hanging="360"/>
+      </w:pPr>
+      <w:rPr>
+        <w:rFonts w:ascii="Wingdings" w:hAnsi="Wingdings" w:hint="default"/>
+        <w:sz w:val="20"/>
+      </w:rPr>
+    </w:lvl>
+  </w:abstractNum>
+  <w:abstractNum w:abstractNumId="4" w15:restartNumberingAfterBreak="0">
+    <w:nsid w:val="56182F18"/>
+    <w:multiLevelType w:val="multilevel"/>
+    <w:tmpl w:val="C66E0DF6"/>
+    <w:lvl w:ilvl="0">
+      <w:start w:val="1"/>
+      <w:numFmt w:val="bullet"/>
+      <w:lvlText w:val=""/>
+      <w:lvlJc w:val="left"/>
+      <w:pPr>
+        <w:tabs>
+          <w:tab w:val="num" w:pos="720"/>
+        </w:tabs>
+        <w:ind w:left="720" w:hanging="360"/>
+      </w:pPr>
+      <w:rPr>
+        <w:rFonts w:ascii="Symbol" w:hAnsi="Symbol" w:hint="default"/>
+        <w:sz w:val="20"/>
+      </w:rPr>
+    </w:lvl>
+    <w:lvl w:ilvl="1">
+      <w:start w:val="1"/>
+      <w:numFmt w:val="bullet"/>
+      <w:lvlText w:val="o"/>
+      <w:lvlJc w:val="left"/>
+      <w:pPr>
+        <w:tabs>
+          <w:tab w:val="num" w:pos="1440"/>
+        </w:tabs>
+        <w:ind w:left="1440" w:hanging="360"/>
+      </w:pPr>
+      <w:rPr>
+        <w:rFonts w:ascii="Courier New" w:hAnsi="Courier New" w:hint="default"/>
+        <w:sz w:val="20"/>
+      </w:rPr>
+    </w:lvl>
+    <w:lvl w:ilvl="2" w:tentative="1">
+      <w:start w:val="1"/>
+      <w:numFmt w:val="bullet"/>
+      <w:lvlText w:val=""/>
+      <w:lvlJc w:val="left"/>
+      <w:pPr>
+        <w:tabs>
+          <w:tab w:val="num" w:pos="2160"/>
+        </w:tabs>
+        <w:ind w:left="2160" w:hanging="360"/>
+      </w:pPr>
+      <w:rPr>
+        <w:rFonts w:ascii="Wingdings" w:hAnsi="Wingdings" w:hint="default"/>
+        <w:sz w:val="20"/>
+      </w:rPr>
+    </w:lvl>
+    <w:lvl w:ilvl="3" w:tentative="1">
+      <w:start w:val="1"/>
+      <w:numFmt w:val="bullet"/>
+      <w:lvlText w:val=""/>
+      <w:lvlJc w:val="left"/>
+      <w:pPr>
+        <w:tabs>
+          <w:tab w:val="num" w:pos="2880"/>
+        </w:tabs>
+        <w:ind w:left="2880" w:hanging="360"/>
+      </w:pPr>
+      <w:rPr>
+        <w:rFonts w:ascii="Wingdings" w:hAnsi="Wingdings" w:hint="default"/>
+        <w:sz w:val="20"/>
+      </w:rPr>
+    </w:lvl>
+    <w:lvl w:ilvl="4" w:tentative="1">
+      <w:start w:val="1"/>
+      <w:numFmt w:val="bullet"/>
+      <w:lvlText w:val=""/>
+      <w:lvlJc w:val="left"/>
+      <w:pPr>
+        <w:tabs>
+          <w:tab w:val="num" w:pos="3600"/>
+        </w:tabs>
+        <w:ind w:left="3600" w:hanging="360"/>
+      </w:pPr>
+      <w:rPr>
+        <w:rFonts w:ascii="Wingdings" w:hAnsi="Wingdings" w:hint="default"/>
+        <w:sz w:val="20"/>
+      </w:rPr>
+    </w:lvl>
+    <w:lvl w:ilvl="5" w:tentative="1">
+      <w:start w:val="1"/>
+      <w:numFmt w:val="bullet"/>
+      <w:lvlText w:val=""/>
+      <w:lvlJc w:val="left"/>
+      <w:pPr>
+        <w:tabs>
+          <w:tab w:val="num" w:pos="4320"/>
+        </w:tabs>
+        <w:ind w:left="4320" w:hanging="360"/>
+      </w:pPr>
+      <w:rPr>
+        <w:rFonts w:ascii="Wingdings" w:hAnsi="Wingdings" w:hint="default"/>
+        <w:sz w:val="20"/>
+      </w:rPr>
+    </w:lvl>
+    <w:lvl w:ilvl="6" w:tentative="1">
+      <w:start w:val="1"/>
+      <w:numFmt w:val="bullet"/>
+      <w:lvlText w:val=""/>
+      <w:lvlJc w:val="left"/>
+      <w:pPr>
+        <w:tabs>
+          <w:tab w:val="num" w:pos="5040"/>
+        </w:tabs>
+        <w:ind w:left="5040" w:hanging="360"/>
+      </w:pPr>
+      <w:rPr>
+        <w:rFonts w:ascii="Wingdings" w:hAnsi="Wingdings" w:hint="default"/>
+        <w:sz w:val="20"/>
+      </w:rPr>
+    </w:lvl>
+    <w:lvl w:ilvl="7" w:tentative="1">
+      <w:start w:val="1"/>
+      <w:numFmt w:val="bullet"/>
+      <w:lvlText w:val=""/>
+      <w:lvlJc w:val="left"/>
+      <w:pPr>
+        <w:tabs>
+          <w:tab w:val="num" w:pos="5760"/>
+        </w:tabs>
+        <w:ind w:left="5760" w:hanging="360"/>
+      </w:pPr>
+      <w:rPr>
+        <w:rFonts w:ascii="Wingdings" w:hAnsi="Wingdings" w:hint="default"/>
+        <w:sz w:val="20"/>
+      </w:rPr>
+    </w:lvl>
+    <w:lvl w:ilvl="8" w:tentative="1">
+      <w:start w:val="1"/>
+      <w:numFmt w:val="bullet"/>
+      <w:lvlText w:val=""/>
+      <w:lvlJc w:val="left"/>
+      <w:pPr>
+        <w:tabs>
+          <w:tab w:val="num" w:pos="6480"/>
+        </w:tabs>
+        <w:ind w:left="6480" w:hanging="360"/>
+      </w:pPr>
+      <w:rPr>
+        <w:rFonts w:ascii="Wingdings" w:hAnsi="Wingdings" w:hint="default"/>
+        <w:sz w:val="20"/>
+      </w:rPr>
+    </w:lvl>
+  </w:abstractNum>
   <w:num w:numId="1" w16cid:durableId="970138603">
+    <w:abstractNumId w:val="1"/>
+  </w:num>
+  <w:num w:numId="2" w16cid:durableId="2080515562">
+    <w:abstractNumId w:val="4"/>
+  </w:num>
+  <w:num w:numId="3" w16cid:durableId="1906136676">
+    <w:abstractNumId w:val="4"/>
+    <w:lvlOverride w:ilvl="1">
+      <w:lvl w:ilvl="1">
+        <w:numFmt w:val="decimal"/>
+        <w:lvlText w:val="%2."/>
+        <w:lvlJc w:val="left"/>
+      </w:lvl>
+    </w:lvlOverride>
+  </w:num>
+  <w:num w:numId="4" w16cid:durableId="474028764">
+    <w:abstractNumId w:val="3"/>
+  </w:num>
+  <w:num w:numId="5" w16cid:durableId="878512527">
     <w:abstractNumId w:val="0"/>
+  </w:num>
+  <w:num w:numId="6" w16cid:durableId="897014755">
+    <w:abstractNumId w:val="0"/>
+    <w:lvlOverride w:ilvl="1">
+      <w:lvl w:ilvl="1">
+        <w:numFmt w:val="decimal"/>
+        <w:lvlText w:val="%2."/>
+        <w:lvlJc w:val="left"/>
+      </w:lvl>
+    </w:lvlOverride>
+  </w:num>
+  <w:num w:numId="7" w16cid:durableId="502281237">
+    <w:abstractNumId w:val="2"/>
   </w:num>
 </w:numbering>
 </file>
@@ -2459,4 +3964,16 @@
     </a:ext>
   </a:extLst>
 </a:theme>
+</file>
+
+<file path=customXml/item1.xml><?xml version="1.0" encoding="utf-8"?>
+<b:Sources xmlns:b="http://schemas.openxmlformats.org/officeDocument/2006/bibliography" xmlns="http://schemas.openxmlformats.org/officeDocument/2006/bibliography" SelectedStyle="\APASixthEditionOfficeOnline.xsl" StyleName="APA" Version="6"/>
+</file>
+
+<file path=customXml/itemProps1.xml><?xml version="1.0" encoding="utf-8"?>
+<ds:datastoreItem xmlns:ds="http://schemas.openxmlformats.org/officeDocument/2006/customXml" ds:itemID="{BC0B0421-3DB9-401C-B3DE-E9C3EFFB6459}">
+  <ds:schemaRefs>
+    <ds:schemaRef ds:uri="http://schemas.openxmlformats.org/officeDocument/2006/bibliography"/>
+  </ds:schemaRefs>
+</ds:datastoreItem>
 </file>